--- a/landing-page/program-detail/rushford-business-school/msc/07-msc-in-finance-and-investment.docx
+++ b/landing-page/program-detail/rushford-business-school/msc/07-msc-in-finance-and-investment.docx
@@ -336,7 +336,7 @@
     </w:p>
     <w:p>
       <w:r>
-        <w:t>Finance degrees tend to split into two kinds: theoretical ones that never touch a market, and narrow ones that skip the business around it. This MSc tries for the middle. Five core management courses first, then ten specialization courses covering risk management, investment analysis, financial markets, financial technology, debt management, and advanced financial analysis, with risk-based supervision rounding the picture.</w:t>
+        <w:t>Finance degrees tend to split into two kinds: theoretical ones that never touch a market, and narrow ones that skip the business around it. This MSc tries for the middle. Five core management courses first, then ten specialisation courses covering risk management, investment analysis, financial markets, financial technology, debt management, and advanced financial analysis, with risk-based supervision rounding the picture.</w:t>
       </w:r>
     </w:p>
     <w:p>
@@ -375,7 +375,7 @@
     </w:p>
     <w:p>
       <w:r>
-        <w:t>Financial technology, debt management, and risk-based supervision sit inside the specialization, matching where Gulf finance hiring actually points.</w:t>
+        <w:t>Financial technology, debt management, and risk-based supervision sit inside the specialisation, matching where Gulf finance hiring actually points.</w:t>
       </w:r>
     </w:p>
     <w:p>
@@ -682,7 +682,7 @@
         <w:pStyle w:val="ListBullet"/>
       </w:pPr>
       <w:r>
-        <w:t>Ten specialization courses covering risk management, investment analysis, financial markets, financial technology, debt management, advanced financial analysis, and risk-based supervision</w:t>
+        <w:t>Ten specialisation courses covering risk management, investment analysis, financial markets, financial technology, debt management, advanced financial analysis, and risk-based supervision</w:t>
       </w:r>
     </w:p>
     <w:p>
@@ -972,7 +972,7 @@
     </w:p>
     <w:p>
       <w:r>
-        <w:t>Banks and fintechs bid for hybrids who understand both finance and technology, and Labeeb's 2025 review shows analyst bands in growth-stage fintechs around AED 18,000 to 28,000 a month.</w:t>
+        <w:t>Banks and fintechs bid for hybrids who understand both finance and technology, and demand for them keeps formal qualifications scarce.</w:t>
       </w:r>
     </w:p>
     <w:p>
@@ -985,7 +985,7 @@
     </w:p>
     <w:p>
       <w:r>
-        <w:t>Taggd's 2026 GCC study reports nine in ten employers struggling to find qualified candidates, with risk and treasury among the tightest.</w:t>
+        <w:t>Across the Gulf, employers keep reporting shortages of qualified candidates, with risk and treasury among the tightest.</w:t>
       </w:r>
     </w:p>
     <w:p>

--- a/landing-page/program-detail/rushford-business-school/msc/07-msc-in-finance-and-investment.docx
+++ b/landing-page/program-detail/rushford-business-school/msc/07-msc-in-finance-and-investment.docx
@@ -38,7 +38,7 @@
         <w:t xml:space="preserve">Meta Description: </w:t>
       </w:r>
       <w:r>
-        <w:t>12-month online MSc in Finance and Investment from Rushford Business School. Risk, investment analysis, financial markets. 60 ECTS, AED instalments. Enquire now.</w:t>
+        <w:t>12-month online MSc in Finance and Investment from Rushford Business School. Risk, investment analysis, financial markets. 60 ECTS, AED installments. Enquire now.</w:t>
       </w:r>
     </w:p>
     <w:p>
@@ -126,7 +126,7 @@
         <w:pStyle w:val="Heading2"/>
       </w:pPr>
       <w:r>
-        <w:t>Programme at a Glance</w:t>
+        <w:t>Program At A Glance</w:t>
       </w:r>
     </w:p>
     <w:tbl>
@@ -331,17 +331,17 @@
         <w:pStyle w:val="Heading2"/>
       </w:pPr>
       <w:r>
-        <w:t>Programme Overview</w:t>
+        <w:t>Program Overview</w:t>
       </w:r>
     </w:p>
     <w:p>
       <w:r>
-        <w:t>Finance degrees tend to split into two kinds: theoretical ones that never touch a market, and narrow ones that skip the business around it. This MSc tries for the middle. Five core management courses first, then ten specialisation courses covering risk management, investment analysis, financial markets, financial technology, debt management, and advanced financial analysis, with risk-based supervision rounding the picture.</w:t>
+        <w:t>Finance degrees tend to split into two kinds: theoretical ones that never touch a market, and narrow ones that skip the business around it. This MSc tries for the middle. Five core management courses first, then ten specialization courses covering risk management, investment analysis, financial markets, financial technology, debt management, and advanced financial analysis, with risk-based supervision rounding the picture.</w:t>
       </w:r>
     </w:p>
     <w:p>
       <w:r>
-        <w:t>The programme runs asynchronously on the e-Campus across twelve months, with webinars and workshops alongside the coursework. It is built for people heading into banking, investment, or corporate finance, and for professionals who want the technical depth without the two-year absence, which most finance calendars would refuse anyway.</w:t>
+        <w:t>The program runs asynchronously on the e-Campus across 12 months, with webinars and workshops alongside the coursework. It is built for people heading into banking, investment, or corporate finance, and for professionals who want the technical depth without the two-year absence, which most finance calendars would refuse anyway.</w:t>
       </w:r>
     </w:p>
     <w:p>
@@ -349,7 +349,7 @@
         <w:pStyle w:val="Heading2"/>
       </w:pPr>
       <w:r>
-        <w:t>Why Choose This Programme</w:t>
+        <w:t>Why Choose This Program</w:t>
       </w:r>
     </w:p>
     <w:p>
@@ -357,12 +357,12 @@
         <w:rPr>
           <w:b/>
         </w:rPr>
-        <w:t>Twelve months to market-relevant depth</w:t>
+        <w:t>12 months to market-relevant depth</w:t>
       </w:r>
     </w:p>
     <w:p>
       <w:r>
-        <w:t>Sixty ECTS in a year. Finance careers move fast; the degree keeps pace.</w:t>
+        <w:t>60 ECTS in 1 year. Finance careers move fast; the degree keeps pace.</w:t>
       </w:r>
     </w:p>
     <w:p>
@@ -375,7 +375,7 @@
     </w:p>
     <w:p>
       <w:r>
-        <w:t>Financial technology, debt management, and risk-based supervision sit inside the specialisation, matching where Gulf finance hiring actually points.</w:t>
+        <w:t>Financial technology, debt management, and risk-based supervision sit inside the specialization, matching where Gulf finance hiring actually points.</w:t>
       </w:r>
     </w:p>
     <w:p>
@@ -401,7 +401,7 @@
     </w:p>
     <w:p>
       <w:r>
-        <w:t>Rushford Business School, Switzerland, awards the MSc. All fifteen courses run on the e-Campus.</w:t>
+        <w:t>Rushford Business School, Switzerland, awards the MSc. All 15 courses run on the e-Campus.</w:t>
       </w:r>
     </w:p>
     <w:p>
@@ -409,7 +409,7 @@
         <w:rPr>
           <w:b/>
         </w:rPr>
-        <w:t>Instalments in dirhams</w:t>
+        <w:t>Installments in dirhams</w:t>
       </w:r>
     </w:p>
     <w:p>
@@ -462,7 +462,7 @@
         <w:pStyle w:val="ListNumber"/>
       </w:pPr>
       <w:r>
-        <w:t>Analyse business conditions with both qualitative and quantitative data</w:t>
+        <w:t>Analyze business conditions with both qualitative and quantitative data</w:t>
       </w:r>
     </w:p>
     <w:p>
@@ -606,7 +606,7 @@
         <w:pStyle w:val="Heading2"/>
       </w:pPr>
       <w:r>
-        <w:t>Programme Structure</w:t>
+        <w:t>Program Structure</w:t>
       </w:r>
     </w:p>
     <w:p>
@@ -616,7 +616,7 @@
     </w:p>
     <w:p>
       <w:r>
-        <w:t>Three blocks across fifteen courses: core management, the finance and investment foundation, and the leadership and research block.</w:t>
+        <w:t>Three blocks across 15 courses: core management, the finance and investment foundation, and the leadership and research block.</w:t>
       </w:r>
     </w:p>
     <w:p>
@@ -649,7 +649,7 @@
         <w:pStyle w:val="ListBullet"/>
       </w:pPr>
       <w:r>
-        <w:t>Organisational Behaviour</w:t>
+        <w:t>Organisational Behavior</w:t>
       </w:r>
     </w:p>
     <w:p>
@@ -682,7 +682,7 @@
         <w:pStyle w:val="ListBullet"/>
       </w:pPr>
       <w:r>
-        <w:t>Ten specialisation courses covering risk management, investment analysis, financial markets, financial technology, debt management, advanced financial analysis, and risk-based supervision</w:t>
+        <w:t>Ten specialization courses covering risk management, investment analysis, financial markets, financial technology, debt management, advanced financial analysis, and risk-based supervision</w:t>
       </w:r>
     </w:p>
     <w:p>
@@ -835,7 +835,7 @@
               <w:rPr>
                 <w:sz w:val="20"/>
               </w:rPr>
-              <w:t>Feedback on financial analyses and research, handled properly</w:t>
+              <w:t>Feedback on financial analyzes and research, handled properly</w:t>
             </w:r>
           </w:p>
         </w:tc>
@@ -851,7 +851,7 @@
                 <w:b/>
                 <w:sz w:val="20"/>
               </w:rPr>
-              <w:t>Affordable instalments</w:t>
+              <w:t>Affordable installments</w:t>
             </w:r>
           </w:p>
         </w:tc>
@@ -922,7 +922,7 @@
               <w:rPr>
                 <w:sz w:val="20"/>
               </w:rPr>
-              <w:t>Enrolment worked through with you, step by step</w:t>
+              <w:t>Enrollment worked through with you, step by step</w:t>
             </w:r>
           </w:p>
         </w:tc>
@@ -993,7 +993,7 @@
         <w:rPr>
           <w:b/>
         </w:rPr>
-        <w:t>Twelve months suits analysts' calendars</w:t>
+        <w:t>12 months suits analysts' calendars</w:t>
       </w:r>
     </w:p>
     <w:p>
@@ -1115,7 +1115,7 @@
                 <w:b/>
                 <w:sz w:val="20"/>
               </w:rPr>
-              <w:t>Monthly Instalments</w:t>
+              <w:t>Monthly Installments</w:t>
             </w:r>
           </w:p>
         </w:tc>
@@ -1200,7 +1200,7 @@
         <w:t xml:space="preserve">Request the fee structure: </w:t>
       </w:r>
       <w:r>
-        <w:t>Fees vary with the intake and the ECTS version selected, so no fixed figure sits on this page. Admissions sends a personal breakdown on request, free and without obligation. Across our Master's programmes, totals usually land between AED 16,000 and 40,000.</w:t>
+        <w:t>Fees vary with the intake and the ECTS version selected, so Maverick Business Academy London publishes no fixed figure in advance. Admissions sends a personal breakdown on request, free and without obligation. Across our Master's programs, totals usually land between AED 16,000 and 40,000.</w:t>
       </w:r>
     </w:p>
     <w:sectPr>
